--- a/docs/entrega/informe-servicio-social-luis-flores.docx
+++ b/docs/entrega/informe-servicio-social-luis-flores.docx
@@ -202,7 +202,7 @@
           <w:i w:val="0"/>
           <w:sz w:val="26"/>
         </w:rPr>
-        <w:t>Marzo – 2 de septiembre de 2026</w:t>
+        <w:t>Del 2 de marzo al 2 de septiembre de 2026</w:t>
       </w:r>
     </w:p>
     <w:p>

--- a/docs/entrega/informe-servicio-social-luis-flores.docx
+++ b/docs/entrega/informe-servicio-social-luis-flores.docx
@@ -171,7 +171,7 @@
           <w:i w:val="0"/>
           <w:sz w:val="26"/>
         </w:rPr>
-        <w:t>Desarrollo de un sistema de navegación autónoma para plataforma móvil Rosmaster X3</w:t>
+        <w:t>Desarrollo de plataforma móvil para un sistema de navegación autónoma, Rosmaster X3</w:t>
       </w:r>
     </w:p>
     <w:p>
@@ -502,7 +502,7 @@
           <w:i/>
           <w:sz w:val="24"/>
         </w:rPr>
-        <w:t>Desarrollo de un sistema de navegación autónoma para plataforma móvil Rosmaster X3</w:t>
+        <w:t>Desarrollo de plataforma móvil para un sistema de navegación autónoma, Rosmaster X3</w:t>
       </w:r>
       <w:r>
         <w:rPr>
